--- a/reports/ПЗ_6_Отчет_Приложение_Machine_Автопарк.docx
+++ b/reports/ПЗ_6_Отчет_Приложение_Machine_Автопарк.docx
@@ -8,9 +8,41 @@
       </w:pPr>
       <w:r>
         <w:rPr>
+          <w:rFonts w:ascii="Times New Roman" w:hAnsi="Times New Roman"/>
+          <w:color w:val="000000"/>
+          <w:sz w:val="20"/>
+        </w:rPr>
+        <w:t>МИНИСТЕРСТВО НАУКИ И ВЫСШЕГО ОБРАЗОВАНИЯ РОССИЙСКОЙ ФЕДЕРАЦИИ</w:t>
+      </w:r>
+    </w:p>
+    <w:p>
+      <w:pPr>
+        <w:jc w:val="center"/>
+      </w:pPr>
+      <w:r>
+        <w:rPr>
+          <w:rFonts w:ascii="Times New Roman" w:hAnsi="Times New Roman"/>
+          <w:color w:val="000000"/>
+          <w:sz w:val="20"/>
+        </w:rPr>
+        <w:t>Кафедра информационных систем и технологий</w:t>
+      </w:r>
+    </w:p>
+    <w:p>
+      <w:pPr>
+        <w:spacing w:after="360"/>
+      </w:pPr>
+    </w:p>
+    <w:p>
+      <w:pPr>
+        <w:jc w:val="center"/>
+      </w:pPr>
+      <w:r>
+        <w:rPr>
+          <w:rFonts w:ascii="Times New Roman" w:hAnsi="Times New Roman"/>
           <w:b/>
-          <w:color w:val="1B365D"/>
-          <w:sz w:val="32"/>
+          <w:color w:val="000000"/>
+          <w:sz w:val="28"/>
         </w:rPr>
         <w:t>ОТЧЕТ ПО ПРАКТИЧЕСКОЙ РАБОТЕ № 6</w:t>
       </w:r>
@@ -21,265 +53,286 @@
       </w:pPr>
       <w:r>
         <w:rPr>
+          <w:rFonts w:ascii="Times New Roman" w:hAnsi="Times New Roman"/>
           <w:b/>
-          <w:color w:val="333333"/>
-          <w:sz w:val="26"/>
+          <w:color w:val="000000"/>
+          <w:sz w:val="24"/>
         </w:rPr>
         <w:t>Тема: «Django: ListView, DetailView и Bootstrap (Приложение Machine / Автопарк)»</w:t>
       </w:r>
     </w:p>
     <w:p>
       <w:pPr>
-        <w:jc w:val="center"/>
+        <w:spacing w:before="360" w:after="480"/>
+        <w:jc w:val="right"/>
       </w:pPr>
       <w:r>
         <w:rPr>
-          <w:i/>
-          <w:color w:val="555555"/>
-          <w:sz w:val="20"/>
+          <w:rFonts w:ascii="Times New Roman" w:hAnsi="Times New Roman"/>
+          <w:color w:val="000000"/>
+          <w:sz w:val="22"/>
         </w:rPr>
-        <w:t>Дисциплина: «Веб-разработка» | Проект: «iammachines»</w:t>
+        <w:t>Дисциплина: Веб-разработка</w:t>
         <w:br/>
-        <w:t>Студент: Храмов | Год: 2026</w:t>
+        <w:t>Выполнил: студент Храмов</w:t>
         <w:br/>
+        <w:t>Проект: iammachines</w:t>
+        <w:br/>
+        <w:t>Год: 2026</w:t>
       </w:r>
     </w:p>
     <w:p>
       <w:pPr>
-        <w:spacing w:before="240" w:after="80"/>
+        <w:spacing w:before="280" w:after="80"/>
+        <w:ind w:firstLine="0"/>
       </w:pPr>
       <w:r>
         <w:rPr>
+          <w:rFonts w:ascii="Times New Roman" w:hAnsi="Times New Roman"/>
           <w:b/>
-          <w:color w:val="1B365D"/>
+          <w:color w:val="000000"/>
           <w:sz w:val="26"/>
         </w:rPr>
         <w:t>1. Цель работы</w:t>
       </w:r>
     </w:p>
     <w:p>
+      <w:pPr>
+        <w:ind w:firstLine="706"/>
+        <w:jc w:val="both"/>
+      </w:pPr>
       <w:r>
-        <w:t>Изучение работы представлений на основе классов (Class-Based Views: ListView и DetailView), реализация каталога объектов техники с перечислениями choices (TextChoices), динамическая генерация списочного и подробного представлений, использование Bootstrap 5 для адаптивной верстки (cards, grid, badges), реализация самостоятельных усложнений и ответы на контрольные вопросы.</w:t>
+        <w:rPr>
+          <w:rFonts w:ascii="Times New Roman" w:hAnsi="Times New Roman"/>
+          <w:color w:val="000000"/>
+          <w:sz w:val="24"/>
+        </w:rPr>
+        <w:t>Изучение работы обобщенных представлений на основе классов (Class-Based Views: ListView и DetailView), разработка двухстраничного каталога техники с перечислениями choices, адаптивной версткой на Bootstrap 5, реализация самостоятельных усложнений и подготовка ответов на контрольные вопросы.</w:t>
       </w:r>
     </w:p>
     <w:p>
       <w:pPr>
-        <w:spacing w:before="240" w:after="80"/>
+        <w:spacing w:before="280" w:after="80"/>
+        <w:ind w:firstLine="0"/>
       </w:pPr>
       <w:r>
         <w:rPr>
+          <w:rFonts w:ascii="Times New Roman" w:hAnsi="Times New Roman"/>
           <w:b/>
-          <w:color w:val="1B365D"/>
+          <w:color w:val="000000"/>
           <w:sz w:val="26"/>
         </w:rPr>
-        <w:t>2. Задачи работы</w:t>
+        <w:t>2. Задание к работе</w:t>
       </w:r>
     </w:p>
     <w:p>
       <w:pPr>
-        <w:pStyle w:val="ListBullet"/>
+        <w:ind w:firstLine="706"/>
+        <w:jc w:val="both"/>
       </w:pPr>
       <w:r>
         <w:rPr>
-          <w:b/>
+          <w:rFonts w:ascii="Times New Roman" w:hAnsi="Times New Roman"/>
+          <w:color w:val="000000"/>
+          <w:sz w:val="24"/>
         </w:rPr>
-        <w:t xml:space="preserve">1. </w:t>
-      </w:r>
-      <w:r>
-        <w:t>Развернуть проект iammachines с приложением catalog.</w:t>
+        <w:t>1. Создать проект iammachines с приложением catalog.</w:t>
       </w:r>
     </w:p>
     <w:p>
       <w:pPr>
-        <w:pStyle w:val="ListBullet"/>
+        <w:ind w:firstLine="706"/>
+        <w:jc w:val="both"/>
       </w:pPr>
       <w:r>
         <w:rPr>
-          <w:b/>
+          <w:rFonts w:ascii="Times New Roman" w:hAnsi="Times New Roman"/>
+          <w:color w:val="000000"/>
+          <w:sz w:val="24"/>
         </w:rPr>
-        <w:t xml:space="preserve">2. </w:t>
-      </w:r>
-      <w:r>
-        <w:t>Создать модель Machine со свойствами: название, инвентарный номер, категория (TextChoices), производитель, год выпуска, статус (TextChoices), описание.</w:t>
+        <w:t>2. Создать модель Machine со свойствами: название, инвентарный номер, категория (TextChoices), производитель, год, статус (TextChoices), описание.</w:t>
       </w:r>
     </w:p>
     <w:p>
       <w:pPr>
-        <w:pStyle w:val="ListBullet"/>
+        <w:ind w:firstLine="706"/>
+        <w:jc w:val="both"/>
       </w:pPr>
       <w:r>
         <w:rPr>
-          <w:b/>
+          <w:rFonts w:ascii="Times New Roman" w:hAnsi="Times New Roman"/>
+          <w:color w:val="000000"/>
+          <w:sz w:val="24"/>
         </w:rPr>
-        <w:t xml:space="preserve">3. </w:t>
-      </w:r>
-      <w:r>
-        <w:t>Применить миграции, зарегистрировать модель в Django Admin и заполнить базу данных минимум 6 объектами техники с разными статусами и категориями.</w:t>
+        <w:t>3. Выполнить миграции, зарегистрировать модель в админке и добавить не менее 6 объектов техники.</w:t>
       </w:r>
     </w:p>
     <w:p>
       <w:pPr>
-        <w:pStyle w:val="ListBullet"/>
+        <w:ind w:firstLine="706"/>
+        <w:jc w:val="both"/>
       </w:pPr>
       <w:r>
         <w:rPr>
-          <w:b/>
+          <w:rFonts w:ascii="Times New Roman" w:hAnsi="Times New Roman"/>
+          <w:color w:val="000000"/>
+          <w:sz w:val="24"/>
         </w:rPr>
-        <w:t xml:space="preserve">4. </w:t>
-      </w:r>
-      <w:r>
-        <w:t>Настроить маршрутизацию в catalog/urls.py для списка техники (machines/) и карточки объекта (machines/&lt;int:pk&gt;/).</w:t>
+        <w:t>4. Создать маршруты в catalog/urls.py (список machines/ и карточка machines/&lt;int:pk&gt;/).</w:t>
       </w:r>
     </w:p>
     <w:p>
       <w:pPr>
-        <w:pStyle w:val="ListBullet"/>
+        <w:ind w:firstLine="706"/>
+        <w:jc w:val="both"/>
       </w:pPr>
       <w:r>
         <w:rPr>
-          <w:b/>
+          <w:rFonts w:ascii="Times New Roman" w:hAnsi="Times New Roman"/>
+          <w:color w:val="000000"/>
+          <w:sz w:val="24"/>
         </w:rPr>
-        <w:t xml:space="preserve">5. </w:t>
-      </w:r>
-      <w:r>
-        <w:t>Создать класс MachineListView(ListView) с переопределением get_queryset() для сортировки по категории и названию.</w:t>
+        <w:t>5. Создать MachineListView с переопределением get_queryset() для сортировки по категории и названию.</w:t>
       </w:r>
     </w:p>
     <w:p>
       <w:pPr>
-        <w:pStyle w:val="ListBullet"/>
+        <w:ind w:firstLine="706"/>
+        <w:jc w:val="both"/>
       </w:pPr>
       <w:r>
         <w:rPr>
-          <w:b/>
+          <w:rFonts w:ascii="Times New Roman" w:hAnsi="Times New Roman"/>
+          <w:color w:val="000000"/>
+          <w:sz w:val="24"/>
         </w:rPr>
-        <w:t xml:space="preserve">6. </w:t>
-      </w:r>
-      <w:r>
-        <w:t>Создать класс MachineDetailView(DetailView) для отображения подробной информации об объекте.</w:t>
+        <w:t>6. Создать MachineDetailView для детальной информации об объекте.</w:t>
       </w:r>
     </w:p>
     <w:p>
       <w:pPr>
-        <w:pStyle w:val="ListBullet"/>
+        <w:ind w:firstLine="706"/>
+        <w:jc w:val="both"/>
       </w:pPr>
       <w:r>
         <w:rPr>
-          <w:b/>
+          <w:rFonts w:ascii="Times New Roman" w:hAnsi="Times New Roman"/>
+          <w:color w:val="000000"/>
+          <w:sz w:val="24"/>
         </w:rPr>
-        <w:t xml:space="preserve">7. </w:t>
-      </w:r>
-      <w:r>
-        <w:t>Разработать базовый шаблон base.html с подключением Bootstrap 5 через CDN.</w:t>
+        <w:t>7. Разработать базовый шаблон base.html с подключением Bootstrap 5.</w:t>
       </w:r>
     </w:p>
     <w:p>
       <w:pPr>
-        <w:pStyle w:val="ListBullet"/>
+        <w:ind w:firstLine="706"/>
+        <w:jc w:val="both"/>
       </w:pPr>
       <w:r>
         <w:rPr>
-          <w:b/>
+          <w:rFonts w:ascii="Times New Roman" w:hAnsi="Times New Roman"/>
+          <w:color w:val="000000"/>
+          <w:sz w:val="24"/>
         </w:rPr>
-        <w:t xml:space="preserve">8. </w:t>
-      </w:r>
-      <w:r>
-        <w:t>Создать шаблон списка machine_list.html с адаптивными Bootstrap-карточками, кнопкой «Подробнее», человекочитаемыми choices и блоком {% empty %}.</w:t>
+        <w:t>8. Создать шаблоны machine_list.html и machine_detail.html с карточками, выводом choices и блоком {% empty %}.</w:t>
       </w:r>
     </w:p>
     <w:p>
       <w:pPr>
-        <w:pStyle w:val="ListBullet"/>
+        <w:ind w:firstLine="706"/>
+        <w:jc w:val="both"/>
       </w:pPr>
       <w:r>
         <w:rPr>
-          <w:b/>
+          <w:rFonts w:ascii="Times New Roman" w:hAnsi="Times New Roman"/>
+          <w:color w:val="000000"/>
+          <w:sz w:val="24"/>
         </w:rPr>
-        <w:t xml:space="preserve">9. </w:t>
-      </w:r>
-      <w:r>
-        <w:t>Создать шаблон подробного вида machine_detail.html с описанием характеристик (dl, row), бейджем статуса и кнопкой «Назад к списку».</w:t>
+        <w:t>9. Реализовать минимум 2 самостоятельных усложнения: цветовая дифференциация статусов через badge и вывод общего количества объектов.</w:t>
       </w:r>
     </w:p>
     <w:p>
       <w:pPr>
-        <w:pStyle w:val="ListBullet"/>
+        <w:ind w:firstLine="706"/>
+        <w:jc w:val="both"/>
       </w:pPr>
       <w:r>
         <w:rPr>
-          <w:b/>
+          <w:rFonts w:ascii="Times New Roman" w:hAnsi="Times New Roman"/>
+          <w:color w:val="000000"/>
+          <w:sz w:val="24"/>
         </w:rPr>
-        <w:t xml:space="preserve">10. </w:t>
-      </w:r>
-      <w:r>
-        <w:t>Реализовать минимум 2 самостоятельных усложнения: 1) цветовое кодирование бейджей статуса; 2) вывод общего числа единиц техники над каталогом.</w:t>
+        <w:t>10. Ответить на 12 контрольных вопросов.</w:t>
       </w:r>
     </w:p>
     <w:p>
       <w:pPr>
-        <w:pStyle w:val="ListBullet"/>
+        <w:spacing w:before="280" w:after="80"/>
+        <w:ind w:firstLine="0"/>
       </w:pPr>
       <w:r>
         <w:rPr>
+          <w:rFonts w:ascii="Times New Roman" w:hAnsi="Times New Roman"/>
           <w:b/>
+          <w:color w:val="000000"/>
+          <w:sz w:val="26"/>
         </w:rPr>
-        <w:t xml:space="preserve">11. </w:t>
-      </w:r>
-      <w:r>
-        <w:t>Дать подробные и аргументированные ответы на 12 контрольных вопросов.</w:t>
+        <w:t>3. Ход выполнения работы</w:t>
       </w:r>
     </w:p>
     <w:p>
       <w:pPr>
-        <w:spacing w:before="240" w:after="80"/>
+        <w:ind w:firstLine="706"/>
+        <w:jc w:val="both"/>
       </w:pPr>
       <w:r>
         <w:rPr>
-          <w:b/>
-          <w:color w:val="1B365D"/>
-          <w:sz w:val="26"/>
+          <w:rFonts w:ascii="Times New Roman" w:hAnsi="Times New Roman"/>
+          <w:color w:val="000000"/>
+          <w:sz w:val="24"/>
         </w:rPr>
-        <w:t>3. Реализация проекта</w:t>
+        <w:t>В файле catalog/models.py описана модель Machine с перечислениями choices:</w:t>
       </w:r>
     </w:p>
     <w:p>
       <w:pPr>
-        <w:spacing w:before="160" w:after="40"/>
+        <w:spacing w:after="40"/>
+        <w:ind w:firstLine="706"/>
       </w:pPr>
       <w:r>
         <w:rPr>
-          <w:b/>
-          <w:color w:val="2B547E"/>
-          <w:sz w:val="23"/>
+          <w:rFonts w:ascii="Times New Roman" w:hAnsi="Times New Roman"/>
+          <w:i/>
+          <w:color w:val="000000"/>
+          <w:sz w:val="21"/>
         </w:rPr>
-        <w:t>3.1. Модель Machine (catalog/models.py)</w:t>
+        <w:t>Листинг 1 — Файл catalog/models.py</w:t>
       </w:r>
     </w:p>
     <w:tbl>
       <w:tblPr>
         <w:tblW w:type="auto" w:w="0"/>
         <w:jc w:val="center"/>
-        <w:tblLayout w:type="fixed"/>
         <w:tblLook w:firstColumn="1" w:firstRow="1" w:lastColumn="0" w:lastRow="0" w:noHBand="0" w:noVBand="1" w:val="04A0"/>
       </w:tblPr>
       <w:tblGrid>
-        <w:gridCol w:w="9706"/>
+        <w:gridCol w:w="9691"/>
       </w:tblGrid>
       <w:tr>
         <w:tc>
           <w:tcPr>
-            <w:tcW w:type="dxa" w:w="9792"/>
-            <w:shd w:fill="F4F5F7"/>
+            <w:tcW w:type="dxa" w:w="9360"/>
           </w:tcPr>
           <w:p>
             <w:pPr>
               <w:spacing w:before="40" w:after="40" w:line="240" w:lineRule="auto"/>
+              <w:ind w:firstLine="0"/>
             </w:pPr>
             <w:r>
               <w:rPr>
-                <w:rFonts w:ascii="Consolas" w:hAnsi="Consolas"/>
-                <w:color w:val="24292E"/>
-                <w:sz w:val="17"/>
+                <w:rFonts w:ascii="Courier New" w:hAnsi="Courier New"/>
+                <w:color w:val="000000"/>
+                <w:sz w:val="19"/>
               </w:rPr>
               <w:t>from django.db import models</w:t>
               <w:br/>
@@ -336,42 +389,57 @@
     </w:p>
     <w:p>
       <w:pPr>
-        <w:spacing w:before="160" w:after="40"/>
+        <w:ind w:firstLine="706"/>
+        <w:jc w:val="both"/>
       </w:pPr>
       <w:r>
         <w:rPr>
-          <w:b/>
-          <w:color w:val="2B547E"/>
-          <w:sz w:val="23"/>
+          <w:rFonts w:ascii="Times New Roman" w:hAnsi="Times New Roman"/>
+          <w:color w:val="000000"/>
+          <w:sz w:val="24"/>
         </w:rPr>
-        <w:t>3.2. Представления (catalog/views.py)</w:t>
+        <w:t>В файле catalog/views.py созданы представления MachineListView и MachineDetailView:</w:t>
+      </w:r>
+    </w:p>
+    <w:p>
+      <w:pPr>
+        <w:spacing w:after="40"/>
+        <w:ind w:firstLine="706"/>
+      </w:pPr>
+      <w:r>
+        <w:rPr>
+          <w:rFonts w:ascii="Times New Roman" w:hAnsi="Times New Roman"/>
+          <w:i/>
+          <w:color w:val="000000"/>
+          <w:sz w:val="21"/>
+        </w:rPr>
+        <w:t>Листинг 2 — Файл catalog/views.py</w:t>
       </w:r>
     </w:p>
     <w:tbl>
       <w:tblPr>
         <w:tblW w:type="auto" w:w="0"/>
         <w:jc w:val="center"/>
-        <w:tblLayout w:type="fixed"/>
         <w:tblLook w:firstColumn="1" w:firstRow="1" w:lastColumn="0" w:lastRow="0" w:noHBand="0" w:noVBand="1" w:val="04A0"/>
       </w:tblPr>
       <w:tblGrid>
-        <w:gridCol w:w="9706"/>
+        <w:gridCol w:w="9691"/>
       </w:tblGrid>
       <w:tr>
         <w:tc>
           <w:tcPr>
-            <w:tcW w:type="dxa" w:w="9792"/>
-            <w:shd w:fill="F4F5F7"/>
+            <w:tcW w:type="dxa" w:w="9360"/>
           </w:tcPr>
           <w:p>
             <w:pPr>
               <w:spacing w:before="40" w:after="40" w:line="240" w:lineRule="auto"/>
+              <w:ind w:firstLine="0"/>
             </w:pPr>
             <w:r>
               <w:rPr>
-                <w:rFonts w:ascii="Consolas" w:hAnsi="Consolas"/>
-                <w:color w:val="24292E"/>
-                <w:sz w:val="17"/>
+                <w:rFonts w:ascii="Courier New" w:hAnsi="Courier New"/>
+                <w:color w:val="000000"/>
+                <w:sz w:val="19"/>
               </w:rPr>
               <w:t>from django.views.generic import ListView, DetailView</w:t>
               <w:br/>
@@ -421,206 +489,475 @@
     </w:p>
     <w:p>
       <w:pPr>
-        <w:spacing w:before="240" w:after="80"/>
+        <w:ind w:firstLine="706"/>
+        <w:jc w:val="both"/>
       </w:pPr>
       <w:r>
         <w:rPr>
+          <w:rFonts w:ascii="Times New Roman" w:hAnsi="Times New Roman"/>
+          <w:color w:val="000000"/>
+          <w:sz w:val="24"/>
+        </w:rPr>
+        <w:t>В файле catalog/urls.py зарегистрированы маршруты:</w:t>
+      </w:r>
+    </w:p>
+    <w:p>
+      <w:pPr>
+        <w:spacing w:after="40"/>
+        <w:ind w:firstLine="706"/>
+      </w:pPr>
+      <w:r>
+        <w:rPr>
+          <w:rFonts w:ascii="Times New Roman" w:hAnsi="Times New Roman"/>
+          <w:i/>
+          <w:color w:val="000000"/>
+          <w:sz w:val="21"/>
+        </w:rPr>
+        <w:t>Листинг 3 — Файл catalog/urls.py</w:t>
+      </w:r>
+    </w:p>
+    <w:tbl>
+      <w:tblPr>
+        <w:tblW w:type="auto" w:w="0"/>
+        <w:jc w:val="center"/>
+        <w:tblLook w:firstColumn="1" w:firstRow="1" w:lastColumn="0" w:lastRow="0" w:noHBand="0" w:noVBand="1" w:val="04A0"/>
+      </w:tblPr>
+      <w:tblGrid>
+        <w:gridCol w:w="9691"/>
+      </w:tblGrid>
+      <w:tr>
+        <w:tc>
+          <w:tcPr>
+            <w:tcW w:type="dxa" w:w="9360"/>
+          </w:tcPr>
+          <w:p>
+            <w:pPr>
+              <w:spacing w:before="40" w:after="40" w:line="240" w:lineRule="auto"/>
+              <w:ind w:firstLine="0"/>
+            </w:pPr>
+            <w:r>
+              <w:rPr>
+                <w:rFonts w:ascii="Courier New" w:hAnsi="Courier New"/>
+                <w:color w:val="000000"/>
+                <w:sz w:val="19"/>
+              </w:rPr>
+              <w:t>from django.urls import path</w:t>
+              <w:br/>
+              <w:t>from .views import MachineListView, MachineDetailView</w:t>
+              <w:br/>
+              <w:br/>
+              <w:t>urlpatterns = [</w:t>
+              <w:br/>
+              <w:t xml:space="preserve">    path("machines/", MachineListView.as_view(), name="machine_list"),</w:t>
+              <w:br/>
+              <w:t xml:space="preserve">    path("machines/&lt;int:pk&gt;/", MachineDetailView.as_view(), name="machine_detail"),</w:t>
+              <w:br/>
+              <w:t>]</w:t>
+            </w:r>
+          </w:p>
+        </w:tc>
+      </w:tr>
+    </w:tbl>
+    <w:p>
+      <w:pPr>
+        <w:spacing w:before="0" w:after="60"/>
+      </w:pPr>
+    </w:p>
+    <w:p>
+      <w:pPr>
+        <w:spacing w:before="280" w:after="80"/>
+        <w:ind w:firstLine="0"/>
+      </w:pPr>
+      <w:r>
+        <w:rPr>
+          <w:rFonts w:ascii="Times New Roman" w:hAnsi="Times New Roman"/>
           <w:b/>
-          <w:color w:val="1B365D"/>
+          <w:color w:val="000000"/>
           <w:sz w:val="26"/>
         </w:rPr>
         <w:t>4. Ответы на контрольные вопросы (ПЗ 6)</w:t>
       </w:r>
     </w:p>
     <w:p>
+      <w:pPr>
+        <w:ind w:firstLine="706"/>
+        <w:jc w:val="both"/>
+      </w:pPr>
       <w:r>
         <w:rPr>
+          <w:rFonts w:ascii="Times New Roman" w:hAnsi="Times New Roman"/>
           <w:b/>
-          <w:color w:val="1B365D"/>
+          <w:color w:val="000000"/>
+          <w:sz w:val="24"/>
         </w:rPr>
         <w:t>1. Чем ListView отличается от DetailView?</w:t>
       </w:r>
     </w:p>
     <w:p>
+      <w:pPr>
+        <w:ind w:firstLine="706"/>
+        <w:jc w:val="both"/>
+      </w:pPr>
       <w:r>
-        <w:t>ListView предназначен для работы с набором (коллекцией) объектов модели и возвращает список записей (QuerySet), который может быть отсортирован или отфильтрован. DetailView предназначен для работы с ровно одним конкретным объектом модели, извлекаемым из базы данных по его первичному ключу (pk или id) либо слагу (slug).</w:t>
+        <w:rPr>
+          <w:rFonts w:ascii="Times New Roman" w:hAnsi="Times New Roman"/>
+          <w:color w:val="000000"/>
+          <w:sz w:val="24"/>
+        </w:rPr>
+        <w:t>ListView предназначен для работы с набором (списком) объектов модели из базы данных и возвращает коллекцию записей (QuerySet). DetailView предназначен для извлечения и отображения ровно одного конкретного объекта по его первичному ключу (pk или id) либо слагу (slug).</w:t>
       </w:r>
     </w:p>
     <w:p>
+      <w:pPr>
+        <w:ind w:firstLine="706"/>
+        <w:jc w:val="both"/>
+      </w:pPr>
       <w:r>
         <w:rPr>
+          <w:rFonts w:ascii="Times New Roman" w:hAnsi="Times New Roman"/>
           <w:b/>
-          <w:color w:val="1B365D"/>
+          <w:color w:val="000000"/>
+          <w:sz w:val="24"/>
         </w:rPr>
         <w:t>2. Зачем у class-based view вызывается метод as_view()?</w:t>
       </w:r>
     </w:p>
     <w:p>
+      <w:pPr>
+        <w:ind w:firstLine="706"/>
+        <w:jc w:val="both"/>
+      </w:pPr>
       <w:r>
-        <w:t>Диспетчер URL в Django спроектирован для вызова вызываемых объектов-функций (callable), принимающих объект запроса request и возвращающих response. Метод as_view() является фабричным методом класса: он создает и настраивает экземпляр классового представления и возвращает функцию-обертку view(), пригодную для вызова в URLConf.</w:t>
+        <w:rPr>
+          <w:rFonts w:ascii="Times New Roman" w:hAnsi="Times New Roman"/>
+          <w:color w:val="000000"/>
+          <w:sz w:val="24"/>
+        </w:rPr>
+        <w:t>Маршрутизатор URL Django рассчитан на вызов функций представления. Метод as_view() является фабричным методом класса, создающим функцию-обертку, которая принимает запрос HttpRequest, инициализирует экземпляр класса представления и направляет вызов соответствующему методу (get, post и др.).</w:t>
       </w:r>
     </w:p>
     <w:p>
+      <w:pPr>
+        <w:ind w:firstLine="706"/>
+        <w:jc w:val="both"/>
+      </w:pPr>
       <w:r>
         <w:rPr>
+          <w:rFonts w:ascii="Times New Roman" w:hAnsi="Times New Roman"/>
           <w:b/>
-          <w:color w:val="1B365D"/>
+          <w:color w:val="000000"/>
+          <w:sz w:val="24"/>
         </w:rPr>
         <w:t>3. Что задаёт атрибут model?</w:t>
       </w:r>
     </w:p>
     <w:p>
+      <w:pPr>
+        <w:ind w:firstLine="706"/>
+        <w:jc w:val="both"/>
+      </w:pPr>
       <w:r>
-        <w:t>Атрибут model определяет, к какой модели базы данных привязано данное представление. На основе этого атрибута Django автоматически формирует базовый запрос к базе данных (MyModel.objects.all()), определяет схему данных и генерирует стандартные имена контекста (например, object_list для ListView и object для DetailView).</w:t>
+        <w:rPr>
+          <w:rFonts w:ascii="Times New Roman" w:hAnsi="Times New Roman"/>
+          <w:color w:val="000000"/>
+          <w:sz w:val="24"/>
+        </w:rPr>
+        <w:t>Атрибут model определяет, с какой моделью данных работает представление. На его основе автоматически формируется базовый запрос к базе данных (Model.objects.all()) и генерируются стандартные переменные контекста шаблона.</w:t>
       </w:r>
     </w:p>
     <w:p>
+      <w:pPr>
+        <w:ind w:firstLine="706"/>
+        <w:jc w:val="both"/>
+      </w:pPr>
       <w:r>
         <w:rPr>
+          <w:rFonts w:ascii="Times New Roman" w:hAnsi="Times New Roman"/>
           <w:b/>
-          <w:color w:val="1B365D"/>
+          <w:color w:val="000000"/>
+          <w:sz w:val="24"/>
         </w:rPr>
         <w:t>4. Для чего используется template_name?</w:t>
       </w:r>
     </w:p>
     <w:p>
+      <w:pPr>
+        <w:ind w:firstLine="706"/>
+        <w:jc w:val="both"/>
+      </w:pPr>
       <w:r>
-        <w:t>Атрибут template_name явно указывает относительный путь к файлу HTML-шаблона, который должен использоваться для рендеринга страницы. Если его не указать, Django попытается определить шаблон по умолчанию по соглашению (например, &lt;app_name&gt;/&lt;model_name&gt;_list.html).</w:t>
+        <w:rPr>
+          <w:rFonts w:ascii="Times New Roman" w:hAnsi="Times New Roman"/>
+          <w:color w:val="000000"/>
+          <w:sz w:val="24"/>
+        </w:rPr>
+        <w:t>Атрибут template_name явно определяет относительный путь к файлу HTML-шаблона, используемому для рендеринга ответа, позволяя переопределить стандартное имя шаблона по умолчанию.</w:t>
       </w:r>
     </w:p>
     <w:p>
+      <w:pPr>
+        <w:ind w:firstLine="706"/>
+        <w:jc w:val="both"/>
+      </w:pPr>
       <w:r>
         <w:rPr>
+          <w:rFonts w:ascii="Times New Roman" w:hAnsi="Times New Roman"/>
           <w:b/>
-          <w:color w:val="1B365D"/>
+          <w:color w:val="000000"/>
+          <w:sz w:val="24"/>
         </w:rPr>
         <w:t>5. Что меняет context_object_name?</w:t>
       </w:r>
     </w:p>
     <w:p>
+      <w:pPr>
+        <w:ind w:firstLine="706"/>
+        <w:jc w:val="both"/>
+      </w:pPr>
       <w:r>
-        <w:t>Атрибут context_object_name переопределяет стандартное системное имя переменной в контексте шаблона. Например, вместо универсального и обезличенного 'object_list' или 'object' он позволяет использовать семантически понятные имена, такие как 'machines' или 'machine'.</w:t>
+        <w:rPr>
+          <w:rFonts w:ascii="Times New Roman" w:hAnsi="Times New Roman"/>
+          <w:color w:val="000000"/>
+          <w:sz w:val="24"/>
+        </w:rPr>
+        <w:t>Атрибут context_object_name задает пользовательское имя переменной в контексте шаблона вместо стандартного object_list (для ListView) или object (для DetailView), делая обращение к данным в шаблоне более наглядным.</w:t>
       </w:r>
     </w:p>
     <w:p>
+      <w:pPr>
+        <w:ind w:firstLine="706"/>
+        <w:jc w:val="both"/>
+      </w:pPr>
       <w:r>
         <w:rPr>
+          <w:rFonts w:ascii="Times New Roman" w:hAnsi="Times New Roman"/>
           <w:b/>
-          <w:color w:val="1B365D"/>
+          <w:color w:val="000000"/>
+          <w:sz w:val="24"/>
         </w:rPr>
         <w:t>6. Откуда DetailView получает pk?</w:t>
       </w:r>
     </w:p>
     <w:p>
+      <w:pPr>
+        <w:ind w:firstLine="706"/>
+        <w:jc w:val="both"/>
+      </w:pPr>
       <w:r>
-        <w:t>DetailView автоматически извлекает именованный параметр &lt;int:pk&gt; (или &lt;slug&gt;) из словаря именованных аргументов URL-маршрута (kwargs), который парсится диспетчером URL на основе регулярного выражения или конвертера пути из urls.py.</w:t>
+        <w:rPr>
+          <w:rFonts w:ascii="Times New Roman" w:hAnsi="Times New Roman"/>
+          <w:color w:val="000000"/>
+          <w:sz w:val="24"/>
+        </w:rPr>
+        <w:t>DetailView считывает значение pk из словаря именованных аргументов маршрута URL (kwargs), которые парсятся из пути запроса в соответствии с маской &lt;int:pk&gt;.</w:t>
       </w:r>
     </w:p>
     <w:p>
+      <w:pPr>
+        <w:ind w:firstLine="706"/>
+        <w:jc w:val="both"/>
+      </w:pPr>
       <w:r>
         <w:rPr>
+          <w:rFonts w:ascii="Times New Roman" w:hAnsi="Times New Roman"/>
           <w:b/>
-          <w:color w:val="1B365D"/>
+          <w:color w:val="000000"/>
+          <w:sz w:val="24"/>
         </w:rPr>
         <w:t>7. Что произойдёт, если объект с таким pk не существует?</w:t>
       </w:r>
     </w:p>
     <w:p>
+      <w:pPr>
+        <w:ind w:firstLine="706"/>
+        <w:jc w:val="both"/>
+      </w:pPr>
       <w:r>
-        <w:t>DetailView вызовет метод get_object(), который при отсутствии записи в таблице сгенерирует исключение django.http.Http404. Пользователю в браузере будет возвращен стандартный ответ HTTP 404 Not Found («Страница не найдена»), предотвращая сбой сервера с ошибкой 500.</w:t>
+        <w:rPr>
+          <w:rFonts w:ascii="Times New Roman" w:hAnsi="Times New Roman"/>
+          <w:color w:val="000000"/>
+          <w:sz w:val="24"/>
+        </w:rPr>
+        <w:t>Метод get_object() вызовет исключение Http404, и Django вернет клиенту стандартную страницу с кодом ошибки 404 Not Found, не приводя к падению сервера.</w:t>
       </w:r>
     </w:p>
     <w:p>
+      <w:pPr>
+        <w:ind w:firstLine="706"/>
+        <w:jc w:val="both"/>
+      </w:pPr>
       <w:r>
         <w:rPr>
+          <w:rFonts w:ascii="Times New Roman" w:hAnsi="Times New Roman"/>
           <w:b/>
-          <w:color w:val="1B365D"/>
+          <w:color w:val="000000"/>
+          <w:sz w:val="24"/>
         </w:rPr>
         <w:t>8. Зачем использовать именованные URL вместо жёстко записанных адресов?</w:t>
       </w:r>
     </w:p>
     <w:p>
+      <w:pPr>
+        <w:ind w:firstLine="706"/>
+        <w:jc w:val="both"/>
+      </w:pPr>
       <w:r>
-        <w:t>Использование именованных маршрутов (через тег {% url 'name' %} или reverse('name')) реализует принцип слабой связанности (DRY). Если в будущем изменится префикс или структура адресов в urls.py, не придется вручную редактировать все HTML-шаблоны и Python-код, так как ссылки перегенерируются автоматически.</w:t>
+        <w:rPr>
+          <w:rFonts w:ascii="Times New Roman" w:hAnsi="Times New Roman"/>
+          <w:color w:val="000000"/>
+          <w:sz w:val="24"/>
+        </w:rPr>
+        <w:t>Использование именованных маршрутов (через тег {% url %} или функцию reverse()) обеспечивает слабую связанность: при изменении структуры адресов в urls.py все ссылки в шаблонах и редиректы обновляются автоматически.</w:t>
       </w:r>
     </w:p>
     <w:p>
+      <w:pPr>
+        <w:ind w:firstLine="706"/>
+        <w:jc w:val="both"/>
+      </w:pPr>
       <w:r>
         <w:rPr>
+          <w:rFonts w:ascii="Times New Roman" w:hAnsi="Times New Roman"/>
           <w:b/>
-          <w:color w:val="1B365D"/>
+          <w:color w:val="000000"/>
+          <w:sz w:val="24"/>
         </w:rPr>
         <w:t>9. Для чего в шаблоне используется {% empty %}?</w:t>
       </w:r>
     </w:p>
     <w:p>
+      <w:pPr>
+        <w:ind w:firstLine="706"/>
+        <w:jc w:val="both"/>
+      </w:pPr>
       <w:r>
-        <w:t>Тег {% empty %} является частью блока {% for %} и выполняется в том случае, когда переданный список объектов пуст или равен None. Это избавляет от необходимости писать внешнюю конструкцию {% if items %}...{% else %} и позволяет вывести дружественное сообщение пользователю (например, «В каталоге пока нет техники»).</w:t>
+        <w:rPr>
+          <w:rFonts w:ascii="Times New Roman" w:hAnsi="Times New Roman"/>
+          <w:color w:val="000000"/>
+          <w:sz w:val="24"/>
+        </w:rPr>
+        <w:t>Тег {% empty %} задает блок HTML-разметки, отображаемый в случае, если список в цикле {% for %} пуст или равен None, что исключает необходимость писать отдельное условие {% if %}.</w:t>
       </w:r>
     </w:p>
     <w:p>
+      <w:pPr>
+        <w:ind w:firstLine="706"/>
+        <w:jc w:val="both"/>
+      </w:pPr>
       <w:r>
         <w:rPr>
+          <w:rFonts w:ascii="Times New Roman" w:hAnsi="Times New Roman"/>
           <w:b/>
-          <w:color w:val="1B365D"/>
+          <w:color w:val="000000"/>
+          <w:sz w:val="24"/>
         </w:rPr>
         <w:t>10. Чем {{ machine.status }} отличается от {{ machine.get_status_display }}?</w:t>
       </w:r>
     </w:p>
     <w:p>
+      <w:pPr>
+        <w:ind w:firstLine="706"/>
+        <w:jc w:val="both"/>
+      </w:pPr>
       <w:r>
-        <w:t>Выражение {{ machine.status }} возвращает «сырое» техническое значение поля из базы данных (например, код 'W' или 'R'). Выражение {{ machine.get_status_display }} вызывает автоматически сгенерированный Django метод модели, который возвращает соответствующее человекочитаемое описание из кортежа choices (например, «Исправна» или «В ремонте»).</w:t>
+        <w:rPr>
+          <w:rFonts w:ascii="Times New Roman" w:hAnsi="Times New Roman"/>
+          <w:color w:val="000000"/>
+          <w:sz w:val="24"/>
+        </w:rPr>
+        <w:t>Выражение {{ machine.status }} возвращает сохраненный в базе данных технический код (например, 'W'), а {{ machine.get_status_display }} вызывает встроенный метод модели, возвращающий читаемый текст из перечисления choices ('Исправна').</w:t>
       </w:r>
     </w:p>
     <w:p>
+      <w:pPr>
+        <w:ind w:firstLine="706"/>
+        <w:jc w:val="both"/>
+      </w:pPr>
       <w:r>
         <w:rPr>
+          <w:rFonts w:ascii="Times New Roman" w:hAnsi="Times New Roman"/>
           <w:b/>
-          <w:color w:val="1B365D"/>
+          <w:color w:val="000000"/>
+          <w:sz w:val="24"/>
         </w:rPr>
         <w:t>11. Какую задачу решают Bootstrap-классы row и col-*?</w:t>
       </w:r>
     </w:p>
     <w:p>
+      <w:pPr>
+        <w:ind w:firstLine="706"/>
+        <w:jc w:val="both"/>
+      </w:pPr>
       <w:r>
-        <w:t>Они реализуют 12-колоночную гибкую сетку (Grid System) на основе Flexbox. Класс row создает контейнер-строку с отрицательными отступами, а классы col-* (например, col-12, col-md-6, col-xl-4) задают относительную ширину колонок на разных разрешениях экрана (мобильных, планшетах, десктопах), обеспечивая адаптивность интерфейса.</w:t>
+        <w:rPr>
+          <w:rFonts w:ascii="Times New Roman" w:hAnsi="Times New Roman"/>
+          <w:color w:val="000000"/>
+          <w:sz w:val="24"/>
+        </w:rPr>
+        <w:t>Классы row и col-* реализуют 12-колоночную гибкую сетку на Flexbox, распределяя элементы по ширине и обеспечивая адаптивное перестроение карточек при изменении разрешения экрана.</w:t>
       </w:r>
     </w:p>
     <w:p>
+      <w:pPr>
+        <w:ind w:firstLine="706"/>
+        <w:jc w:val="both"/>
+      </w:pPr>
       <w:r>
         <w:rPr>
+          <w:rFonts w:ascii="Times New Roman" w:hAnsi="Times New Roman"/>
           <w:b/>
-          <w:color w:val="1B365D"/>
+          <w:color w:val="000000"/>
+          <w:sz w:val="24"/>
         </w:rPr>
         <w:t>12. В каком случае имеет смысл переопределять get_queryset()?</w:t>
       </w:r>
     </w:p>
     <w:p>
+      <w:pPr>
+        <w:ind w:firstLine="706"/>
+        <w:jc w:val="both"/>
+      </w:pPr>
       <w:r>
-        <w:t>Переопределение get_queryset() необходимо, когда требуется изменить логику выборки данных из базы: задать пользовательскую сортировку (как в нашей работе: order_by('category', 'name')), применить сложную фильтрацию по параметрам GET-запроса, ограничить выборку правами текущего пользователя (request.user) или оптимизировать запросы с помощью select_related/prefetch_related.</w:t>
+        <w:rPr>
+          <w:rFonts w:ascii="Times New Roman" w:hAnsi="Times New Roman"/>
+          <w:color w:val="000000"/>
+          <w:sz w:val="24"/>
+        </w:rPr>
+        <w:t>Переопределение get_queryset() необходимо для задания пользовательской сортировки, фильтрации по GET-параметрам, ограничения выборки текущим пользователем или оптимизации запросов к БД через select_related/prefetch_related.</w:t>
       </w:r>
     </w:p>
     <w:p>
       <w:pPr>
-        <w:spacing w:before="240" w:after="80"/>
+        <w:spacing w:before="280" w:after="80"/>
+        <w:ind w:firstLine="0"/>
       </w:pPr>
       <w:r>
         <w:rPr>
+          <w:rFonts w:ascii="Times New Roman" w:hAnsi="Times New Roman"/>
           <w:b/>
-          <w:color w:val="1B365D"/>
+          <w:color w:val="000000"/>
           <w:sz w:val="26"/>
         </w:rPr>
-        <w:t>5. Заключение</w:t>
+        <w:t>5. Вывод</w:t>
       </w:r>
     </w:p>
     <w:p>
+      <w:pPr>
+        <w:ind w:firstLine="706"/>
+        <w:jc w:val="both"/>
+      </w:pPr>
       <w:r>
-        <w:t>В рамках практической работы №6 были успешно освоены классовые представления Django ListView и DetailView, работа с перечислениями choices, построение адаптивного двухстраничного каталога на Bootstrap 5, а также реализованы усложнения и даны подробные ответы на теоретические вопросы.</w:t>
+        <w:rPr>
+          <w:rFonts w:ascii="Times New Roman" w:hAnsi="Times New Roman"/>
+          <w:color w:val="000000"/>
+          <w:sz w:val="24"/>
+        </w:rPr>
+        <w:t>В ходе выполнения работы изучены обобщенные представления ListView и DetailView, работа с перечислениями choices в моделях, построение адаптивного интерфейса на Bootstrap 5 и обработка пустых и ошибочных состояний.</w:t>
       </w:r>
     </w:p>
     <w:sectPr>
       <w:pgSz w:w="12240" w:h="15840"/>
-      <w:pgMar w:top="1123" w:right="1123" w:bottom="1123" w:left="1411" w:header="720" w:footer="720" w:gutter="0"/>
+      <w:pgMar w:top="1123" w:right="850" w:bottom="1123" w:left="1699" w:header="720" w:footer="720" w:gutter="0"/>
       <w:cols w:space="720"/>
       <w:docGrid w:linePitch="360"/>
     </w:sectPr>
@@ -992,12 +1329,12 @@
     <w:qFormat/>
     <w:rsid w:val="00FC693F"/>
     <w:pPr>
-      <w:spacing w:line="276" w:lineRule="auto" w:after="80"/>
+      <w:spacing w:line="276" w:lineRule="auto" w:after="60"/>
     </w:pPr>
     <w:rPr>
-      <w:rFonts w:ascii="Calibri" w:hAnsi="Calibri"/>
-      <w:color w:val="222222"/>
-      <w:sz w:val="22"/>
+      <w:rFonts w:ascii="Times New Roman" w:hAnsi="Times New Roman"/>
+      <w:color w:val="000000"/>
+      <w:sz w:val="24"/>
     </w:rPr>
   </w:style>
   <w:style w:type="paragraph" w:styleId="Header">
